--- a/paper/附件1：作品申报书.docx
+++ b/paper/附件1：作品申报书.docx
@@ -225,7 +225,23 @@
           <w:sz w:val="30"/>
           <w:u w:val="single"/>
         </w:rPr>
-        <w:t>相风——基于ConvLSTM及物理约束的南京微气候预测</w:t>
+        <w:t>相风——基于ConvLSTM及物理约束的南京微气候</w:t>
+      </w:r>
+      <w:r>
+        <w:rPr>
+          <w:rFonts w:ascii="宋体" w:eastAsia="宋体" w:hAnsi="宋体" w:cs="宋体" w:hint="eastAsia"/>
+          <w:sz w:val="30"/>
+          <w:u w:val="single"/>
+        </w:rPr>
+        <w:t>气温</w:t>
+      </w:r>
+      <w:r>
+        <w:rPr>
+          <w:rFonts w:ascii="宋体" w:eastAsia="宋体" w:hAnsi="宋体" w:cs="宋体" w:hint="eastAsia"/>
+          <w:sz w:val="30"/>
+          <w:u w:val="single"/>
+        </w:rPr>
+        <w:t>预测</w:t>
       </w:r>
       <w:r>
         <w:rPr>
@@ -4409,7 +4425,23 @@
                 <w:sz w:val="30"/>
                 <w:szCs w:val="30"/>
               </w:rPr>
-              <w:t>相风——基于ConvLSTM及物理约束的南京微气候预测</w:t>
+              <w:t>相风——基于ConvLSTM及物理约束的南京微气候</w:t>
+            </w:r>
+            <w:r>
+              <w:rPr>
+                <w:rFonts w:ascii="华文仿宋" w:eastAsia="华文仿宋" w:hAnsi="华文仿宋" w:cs="华文仿宋" w:hint="eastAsia"/>
+                <w:sz w:val="30"/>
+                <w:szCs w:val="30"/>
+              </w:rPr>
+              <w:t>气温</w:t>
+            </w:r>
+            <w:r>
+              <w:rPr>
+                <w:rFonts w:ascii="华文仿宋" w:eastAsia="华文仿宋" w:hAnsi="华文仿宋" w:cs="华文仿宋"/>
+                <w:sz w:val="30"/>
+                <w:szCs w:val="30"/>
+              </w:rPr>
+              <w:t>预测</w:t>
             </w:r>
             <w:r>
               <w:rPr>
@@ -9199,7 +9231,23 @@
                 <w:sz w:val="30"/>
                 <w:szCs w:val="30"/>
               </w:rPr>
-              <w:t>相风——基于ConvLSTM及物理约束的南京微气候预测平台</w:t>
+              <w:t>相风——基于ConvLSTM及物理约束的南京微气候</w:t>
+            </w:r>
+            <w:r>
+              <w:rPr>
+                <w:rFonts w:ascii="华文仿宋" w:eastAsia="华文仿宋" w:hAnsi="华文仿宋" w:cs="华文仿宋" w:hint="eastAsia"/>
+                <w:sz w:val="30"/>
+                <w:szCs w:val="30"/>
+              </w:rPr>
+              <w:t>气温</w:t>
+            </w:r>
+            <w:r>
+              <w:rPr>
+                <w:rFonts w:ascii="华文仿宋" w:eastAsia="华文仿宋" w:hAnsi="华文仿宋" w:cs="华文仿宋"/>
+                <w:sz w:val="30"/>
+                <w:szCs w:val="30"/>
+              </w:rPr>
+              <w:t>预测平台</w:t>
             </w:r>
           </w:p>
         </w:tc>
@@ -9560,7 +9608,7 @@
             <w:pPr>
               <w:pStyle w:val="TableParagraph"/>
               <w:rPr>
-                <w:rFonts w:ascii="华文仿宋" w:eastAsia="华文仿宋" w:hAnsi="华文仿宋" w:cs="华文仿宋"/>
+                <w:rFonts w:ascii="华文仿宋" w:eastAsia="华文仿宋" w:hAnsi="华文仿宋" w:cs="华文仿宋" w:hint="eastAsia"/>
                 <w:b/>
                 <w:bCs/>
                 <w:i/>
@@ -9661,7 +9709,31 @@
                 <w:sz w:val="30"/>
                 <w:szCs w:val="30"/>
               </w:rPr>
-              <w:t>旨在开发一套轻量化的“微气候预测平台”。我们期望发挥数统院“数学+AI”学科交叉优势，以“小切口、重实用”为原则，为校园及城市微气候调节提供低成本、高可解释性的AI预测方案。</w:t>
+              <w:t>旨在开发一套轻量化的“微气候</w:t>
+            </w:r>
+            <w:r>
+              <w:rPr>
+                <w:rFonts w:ascii="华文仿宋" w:eastAsia="华文仿宋" w:hAnsi="华文仿宋" w:cs="华文仿宋" w:hint="eastAsia"/>
+                <w:sz w:val="30"/>
+                <w:szCs w:val="30"/>
+              </w:rPr>
+              <w:t>气温</w:t>
+            </w:r>
+            <w:r>
+              <w:rPr>
+                <w:rFonts w:ascii="华文仿宋" w:eastAsia="华文仿宋" w:hAnsi="华文仿宋" w:cs="华文仿宋"/>
+                <w:sz w:val="30"/>
+                <w:szCs w:val="30"/>
+              </w:rPr>
+              <w:t>预测平台”。我们期望发挥数统院“数学+AI”学科交叉优势，以“小切口、重实用”为原则，为校园及城市微气候调节提供低成本、高可解释性的AI预测方案。</w:t>
+            </w:r>
+            <w:r>
+              <w:rPr>
+                <w:rFonts w:ascii="华文仿宋" w:eastAsia="华文仿宋" w:hAnsi="华文仿宋" w:cs="华文仿宋" w:hint="eastAsia"/>
+                <w:sz w:val="30"/>
+                <w:szCs w:val="30"/>
+              </w:rPr>
+              <w:t>本实验聚焦微气候中的气温要素，通过多变量输入实现精细化预测，未来将逐步扩展内容。</w:t>
             </w:r>
           </w:p>
           <w:p>
@@ -9703,7 +9775,16 @@
                 <w:sz w:val="30"/>
                 <w:szCs w:val="30"/>
               </w:rPr>
-              <w:t>：数据获取（NASA POWER公开数据）→ 数据预处理与滑动窗口构建 → 搭建ConvLSTM时空预测基线模型 → 引入物理时间平滑约束 → 进行多参数消融实验以优化模型 → 开发Streamlit Web可视化平台。</w:t>
+              <w:t>：数据获取（NASA POWER公开数据）→ 数据预处理与滑动窗口构建 → 搭建ConvLSTM时空预测基线模型 → 引入物理时间平滑约束 → 进行多参数消融实验以</w:t>
+            </w:r>
+            <w:r>
+              <w:rPr>
+                <w:rFonts w:ascii="华文仿宋" w:eastAsia="华文仿宋" w:hAnsi="华文仿宋" w:cs="华文仿宋"/>
+                <w:sz w:val="30"/>
+                <w:szCs w:val="30"/>
+              </w:rPr>
+              <w:lastRenderedPageBreak/>
+              <w:t>优化模型 → 开发Streamlit Web可视化平台。</w:t>
             </w:r>
           </w:p>
           <w:p>
@@ -9763,7 +9844,6 @@
                 <w:sz w:val="30"/>
                 <w:szCs w:val="30"/>
               </w:rPr>
-              <w:lastRenderedPageBreak/>
               <w:t>（1）时空融合应用：突破传统LSTM局限，将气象数据视为网格图像，同时捕捉气温的时间演变规律与不同地理位置间的空间相关性。</w:t>
             </w:r>
           </w:p>
@@ -12417,7 +12497,7 @@
       <w:pPr>
         <w:jc w:val="center"/>
         <w:rPr>
-          <w:rFonts w:eastAsiaTheme="minorEastAsia"/>
+          <w:rFonts w:eastAsiaTheme="minorEastAsia" w:hint="eastAsia"/>
         </w:rPr>
       </w:pPr>
     </w:p>
@@ -12462,7 +12542,21 @@
           <w:rFonts w:asciiTheme="minorHAnsi" w:eastAsiaTheme="minorEastAsia" w:hAnsiTheme="minorHAnsi"/>
           <w:sz w:val="28"/>
         </w:rPr>
-        <w:t>及物理约束的南京微气候预测平台》</w:t>
+        <w:t>及物理约束的南京微气候</w:t>
+      </w:r>
+      <w:r>
+        <w:rPr>
+          <w:rFonts w:asciiTheme="minorHAnsi" w:eastAsiaTheme="minorEastAsia" w:hAnsiTheme="minorHAnsi" w:hint="eastAsia"/>
+          <w:sz w:val="28"/>
+        </w:rPr>
+        <w:t>气温</w:t>
+      </w:r>
+      <w:r>
+        <w:rPr>
+          <w:rFonts w:asciiTheme="minorHAnsi" w:eastAsiaTheme="minorEastAsia" w:hAnsiTheme="minorHAnsi"/>
+          <w:sz w:val="28"/>
+        </w:rPr>
+        <w:t>预测平台》</w:t>
       </w:r>
     </w:p>
     <w:p>
@@ -13325,21 +13419,21 @@
     <w:p>
       <w:pPr>
         <w:rPr>
+          <w:rFonts w:ascii="黑体" w:eastAsia="黑体" w:hAnsi="黑体" w:hint="eastAsia"/>
+          <w:b/>
+          <w:bCs/>
+          <w:sz w:val="32"/>
+          <w:szCs w:val="24"/>
+        </w:rPr>
+      </w:pPr>
+      <w:r>
+        <w:rPr>
           <w:rFonts w:ascii="黑体" w:eastAsia="黑体" w:hAnsi="黑体"/>
           <w:b/>
           <w:bCs/>
           <w:sz w:val="32"/>
           <w:szCs w:val="24"/>
         </w:rPr>
-      </w:pPr>
-      <w:r>
-        <w:rPr>
-          <w:rFonts w:ascii="黑体" w:eastAsia="黑体" w:hAnsi="黑体"/>
-          <w:b/>
-          <w:bCs/>
-          <w:sz w:val="32"/>
-          <w:szCs w:val="24"/>
-        </w:rPr>
         <w:t>三、核心算法与创新点</w:t>
       </w:r>
     </w:p>
@@ -13604,7 +13698,7 @@
           <w:sz w:val="28"/>
         </w:rPr>
         <w:drawing>
-          <wp:inline distT="0" distB="0" distL="0" distR="0" wp14:anchorId="41BB97BD" wp14:editId="73E45DBC">
+          <wp:inline distT="0" distB="0" distL="0" distR="0" wp14:anchorId="41BB97BD" wp14:editId="48D1102D">
             <wp:extent cx="3968837" cy="2397677"/>
             <wp:effectExtent l="0" t="0" r="0" b="3175"/>
             <wp:docPr id="5" name="图片 5"/>
@@ -13697,21 +13791,21 @@
     <w:p>
       <w:pPr>
         <w:rPr>
+          <w:rFonts w:ascii="黑体" w:eastAsia="黑体" w:hAnsi="黑体" w:hint="eastAsia"/>
+          <w:b/>
+          <w:bCs/>
+          <w:sz w:val="32"/>
+          <w:szCs w:val="24"/>
+        </w:rPr>
+      </w:pPr>
+      <w:r>
+        <w:rPr>
           <w:rFonts w:ascii="黑体" w:eastAsia="黑体" w:hAnsi="黑体"/>
           <w:b/>
           <w:bCs/>
           <w:sz w:val="32"/>
           <w:szCs w:val="24"/>
         </w:rPr>
-      </w:pPr>
-      <w:r>
-        <w:rPr>
-          <w:rFonts w:ascii="黑体" w:eastAsia="黑体" w:hAnsi="黑体"/>
-          <w:b/>
-          <w:bCs/>
-          <w:sz w:val="32"/>
-          <w:szCs w:val="24"/>
-        </w:rPr>
         <w:t>四、实验与数据分析（核心战绩）</w:t>
       </w:r>
     </w:p>
@@ -14251,7 +14345,7 @@
     <w:p>
       <w:pPr>
         <w:rPr>
-          <w:rFonts w:asciiTheme="minorHAnsi" w:eastAsiaTheme="minorEastAsia" w:hAnsiTheme="minorHAnsi" w:hint="eastAsia"/>
+          <w:rFonts w:asciiTheme="minorHAnsi" w:eastAsiaTheme="minorEastAsia" w:hAnsiTheme="minorHAnsi"/>
           <w:sz w:val="28"/>
         </w:rPr>
       </w:pPr>
@@ -14263,7 +14357,7 @@
         </w:rPr>
         <w:lastRenderedPageBreak/>
         <w:drawing>
-          <wp:inline distT="0" distB="0" distL="0" distR="0" wp14:anchorId="5837EE7F" wp14:editId="50DB465A">
+          <wp:inline distT="0" distB="0" distL="0" distR="0" wp14:anchorId="5837EE7F" wp14:editId="5A3BF273">
             <wp:extent cx="4057308" cy="4742149"/>
             <wp:effectExtent l="0" t="0" r="635" b="1905"/>
             <wp:docPr id="7" name="图片 7"/>
@@ -14733,7 +14827,7 @@
     <w:p>
       <w:pPr>
         <w:rPr>
-          <w:rFonts w:ascii="黑体" w:eastAsia="黑体" w:hAnsi="黑体"/>
+          <w:rFonts w:ascii="黑体" w:eastAsia="黑体" w:hAnsi="黑体" w:hint="eastAsia"/>
           <w:b/>
           <w:bCs/>
           <w:sz w:val="32"/>
@@ -14915,7 +15009,7 @@
     <w:p>
       <w:pPr>
         <w:rPr>
-          <w:rFonts w:ascii="黑体" w:eastAsia="黑体" w:hAnsi="黑体"/>
+          <w:rFonts w:ascii="黑体" w:eastAsia="黑体" w:hAnsi="黑体" w:hint="eastAsia"/>
           <w:b/>
           <w:bCs/>
           <w:sz w:val="28"/>
@@ -15415,28 +15509,28 @@
     <w:p>
       <w:pPr>
         <w:rPr>
+          <w:rFonts w:ascii="黑体" w:eastAsia="黑体" w:hAnsi="黑体" w:hint="eastAsia"/>
+          <w:b/>
+          <w:bCs/>
+          <w:sz w:val="32"/>
+          <w:szCs w:val="24"/>
+        </w:rPr>
+      </w:pPr>
+      <w:r>
+        <w:rPr>
           <w:rFonts w:ascii="黑体" w:eastAsia="黑体" w:hAnsi="黑体"/>
           <w:b/>
           <w:bCs/>
           <w:sz w:val="32"/>
           <w:szCs w:val="24"/>
         </w:rPr>
-      </w:pPr>
-      <w:r>
-        <w:rPr>
-          <w:rFonts w:ascii="黑体" w:eastAsia="黑体" w:hAnsi="黑体"/>
-          <w:b/>
-          <w:bCs/>
-          <w:sz w:val="32"/>
-          <w:szCs w:val="24"/>
-        </w:rPr>
         <w:t>七、 应用前景与展望</w:t>
       </w:r>
     </w:p>
     <w:p>
       <w:pPr>
         <w:rPr>
-          <w:rFonts w:asciiTheme="minorHAnsi" w:eastAsiaTheme="minorEastAsia" w:hAnsiTheme="minorHAnsi" w:hint="eastAsia"/>
+          <w:rFonts w:asciiTheme="minorHAnsi" w:eastAsiaTheme="minorEastAsia" w:hAnsiTheme="minorHAnsi"/>
           <w:sz w:val="28"/>
         </w:rPr>
         <w:sectPr>

--- a/paper/附件1：作品申报书.docx
+++ b/paper/附件1：作品申报书.docx
@@ -494,6 +494,15 @@
       </w:r>
       <w:r>
         <w:rPr>
+          <w:rFonts w:ascii="Times New Roman" w:eastAsia="宋体" w:hint="eastAsia"/>
+          <w:b/>
+          <w:sz w:val="30"/>
+          <w:u w:val="single"/>
+        </w:rPr>
+        <w:t>袁程胜</w:t>
+      </w:r>
+      <w:r>
+        <w:rPr>
           <w:rFonts w:ascii="Times New Roman" w:eastAsia="Times New Roman"/>
           <w:b/>
           <w:sz w:val="30"/>
@@ -516,6 +525,15 @@
           <w:u w:val="single"/>
         </w:rPr>
         <w:t xml:space="preserve"> </w:t>
+      </w:r>
+      <w:r>
+        <w:rPr>
+          <w:rFonts w:ascii="宋体" w:eastAsia="宋体" w:hAnsi="宋体" w:cs="宋体" w:hint="eastAsia"/>
+          <w:b/>
+          <w:sz w:val="30"/>
+          <w:u w:val="single"/>
+        </w:rPr>
+        <w:t>副教授</w:t>
       </w:r>
       <w:r>
         <w:rPr>
@@ -13698,7 +13716,7 @@
           <w:sz w:val="28"/>
         </w:rPr>
         <w:drawing>
-          <wp:inline distT="0" distB="0" distL="0" distR="0" wp14:anchorId="41BB97BD" wp14:editId="48D1102D">
+          <wp:inline distT="0" distB="0" distL="0" distR="0" wp14:anchorId="41BB97BD" wp14:editId="31F47857">
             <wp:extent cx="3968837" cy="2397677"/>
             <wp:effectExtent l="0" t="0" r="0" b="3175"/>
             <wp:docPr id="5" name="图片 5"/>
@@ -14357,7 +14375,7 @@
         </w:rPr>
         <w:lastRenderedPageBreak/>
         <w:drawing>
-          <wp:inline distT="0" distB="0" distL="0" distR="0" wp14:anchorId="5837EE7F" wp14:editId="5A3BF273">
+          <wp:inline distT="0" distB="0" distL="0" distR="0" wp14:anchorId="5837EE7F" wp14:editId="5F1489B9">
             <wp:extent cx="4057308" cy="4742149"/>
             <wp:effectExtent l="0" t="0" r="635" b="1905"/>
             <wp:docPr id="7" name="图片 7"/>
